--- a/docs/Colvio_Spec_Technique.docx
+++ b/docs/Colvio_Spec_Technique.docx
@@ -235,7 +235,7 @@
                 <w:sz w:val="22"/>
                 <w:szCs w:val="22"/>
               </w:rPr>
-              <w:t xml:space="preserve">3,741</w:t>
+              <w:t xml:space="preserve">3,758</w:t>
             </w:r>
           </w:p>
         </w:tc>
@@ -664,7 +664,7 @@
                 <w:sz w:val="22"/>
                 <w:szCs w:val="22"/>
               </w:rPr>
-              <w:t xml:space="preserve">2 958</w:t>
+              <w:t xml:space="preserve">3,758</w:t>
             </w:r>
           </w:p>
         </w:tc>
@@ -1149,7 +1149,7 @@
                 <w:sz w:val="22"/>
                 <w:szCs w:val="22"/>
               </w:rPr>
-              <w:t xml:space="preserve">539</w:t>
+              <w:t xml:space="preserve">576</w:t>
             </w:r>
           </w:p>
         </w:tc>
@@ -1377,7 +1377,7 @@
                 <w:sz w:val="22"/>
                 <w:szCs w:val="22"/>
               </w:rPr>
-              <w:t xml:space="preserve">2 255</w:t>
+              <w:t xml:space="preserve">2,823</w:t>
             </w:r>
           </w:p>
         </w:tc>
@@ -1491,7 +1491,7 @@
                 <w:sz w:val="22"/>
                 <w:szCs w:val="22"/>
               </w:rPr>
-              <w:t xml:space="preserve">268</w:t>
+              <w:t xml:space="preserve">286</w:t>
             </w:r>
           </w:p>
         </w:tc>

--- a/docs/Colvio_Spec_Technique.docx
+++ b/docs/Colvio_Spec_Technique.docx
@@ -99,7 +99,7 @@
           <w:sz w:val="22"/>
           <w:szCs w:val="22"/>
         </w:rPr>
-        <w:t xml:space="preserve">Version 1.5 — March 2026</w:t>
+        <w:t xml:space="preserve">Version 1.6 — March 2026</w:t>
       </w:r>
     </w:p>
     <w:tbl>
@@ -235,7 +235,7 @@
                 <w:sz w:val="22"/>
                 <w:szCs w:val="22"/>
               </w:rPr>
-              <w:t xml:space="preserve">3,758</w:t>
+              <w:t xml:space="preserve">4,290</w:t>
             </w:r>
           </w:p>
         </w:tc>
@@ -664,7 +664,7 @@
                 <w:sz w:val="22"/>
                 <w:szCs w:val="22"/>
               </w:rPr>
-              <w:t xml:space="preserve">3,758</w:t>
+              <w:t xml:space="preserve">4,290</w:t>
             </w:r>
           </w:p>
         </w:tc>
@@ -1149,7 +1149,7 @@
                 <w:sz w:val="22"/>
                 <w:szCs w:val="22"/>
               </w:rPr>
-              <w:t xml:space="preserve">576</w:t>
+              <w:t xml:space="preserve">644</w:t>
             </w:r>
           </w:p>
         </w:tc>
@@ -1377,7 +1377,7 @@
                 <w:sz w:val="22"/>
                 <w:szCs w:val="22"/>
               </w:rPr>
-              <w:t xml:space="preserve">2,823</w:t>
+              <w:t xml:space="preserve">3,200</w:t>
             </w:r>
           </w:p>
         </w:tc>
@@ -1491,7 +1491,7 @@
                 <w:sz w:val="22"/>
                 <w:szCs w:val="22"/>
               </w:rPr>
-              <w:t xml:space="preserve">286</w:t>
+              <w:t xml:space="preserve">373</w:t>
             </w:r>
           </w:p>
         </w:tc>

--- a/docs/Colvio_Spec_Technique.docx
+++ b/docs/Colvio_Spec_Technique.docx
@@ -63,7 +63,7 @@
           <w:sz w:val="22"/>
           <w:szCs w:val="22"/>
         </w:rPr>
-        <w:t xml:space="preserve">v1.10.26  ·  Juin 2026</w:t>
+        <w:t xml:space="preserve">v1.11.7  ·  Juin 2026</w:t>
       </w:r>
     </w:p>
     <w:p>
@@ -265,7 +265,7 @@
                 <w:sz w:val="20"/>
                 <w:szCs w:val="20"/>
               </w:rPr>
-              <w:t xml:space="preserve">~9 900</w:t>
+              <w:t xml:space="preserve">~11 400</w:t>
             </w:r>
           </w:p>
         </w:tc>
@@ -321,7 +321,7 @@
                 <w:sz w:val="20"/>
                 <w:szCs w:val="20"/>
               </w:rPr>
-              <w:t xml:space="preserve">24</w:t>
+              <w:t xml:space="preserve">30</w:t>
             </w:r>
           </w:p>
         </w:tc>
@@ -377,7 +377,7 @@
                 <w:sz w:val="20"/>
                 <w:szCs w:val="20"/>
               </w:rPr>
-              <w:t xml:space="preserve">42</w:t>
+              <w:t xml:space="preserve">48</w:t>
             </w:r>
           </w:p>
         </w:tc>
@@ -433,7 +433,7 @@
                 <w:sz w:val="20"/>
                 <w:szCs w:val="20"/>
               </w:rPr>
-              <w:t xml:space="preserve">207 (Vitest)</w:t>
+              <w:t xml:space="preserve">215 (Vitest)</w:t>
             </w:r>
           </w:p>
         </w:tc>
@@ -1493,6 +1493,174 @@
                 <w:sz w:val="20"/>
                 <w:szCs w:val="20"/>
               </w:rPr>
+              <w:t xml:space="preserve">Recycle Bin</w:t>
+            </w:r>
+          </w:p>
+        </w:tc>
+        <w:tc>
+          <w:tcPr>
+            <w:tcW w:type="dxa" w:w="6448"/>
+            <w:tcBorders>
+              <w:top w:val="single" w:color="C9CED6" w:sz="1"/>
+              <w:left w:val="single" w:color="C9CED6" w:sz="1"/>
+              <w:bottom w:val="single" w:color="C9CED6" w:sz="1"/>
+              <w:right w:val="single" w:color="C9CED6" w:sz="1"/>
+            </w:tcBorders>
+            <w:shd w:fill="F7F8FA" w:val="clear"/>
+            <w:tcMar>
+              <w:top w:type="dxa" w:w="60"/>
+              <w:left w:type="dxa" w:w="110"/>
+              <w:bottom w:type="dxa" w:w="60"/>
+              <w:right w:type="dxa" w:w="110"/>
+            </w:tcMar>
+          </w:tcPr>
+          <w:p>
+            <w:r>
+              <w:rPr>
+                <w:sz w:val="20"/>
+                <w:szCs w:val="20"/>
+              </w:rPr>
+              <w:t xml:space="preserve">FetchXML datasource='bin' + unbound Restore action (PK only); recyclebinconfig enablement detection; MS limitations surfaced.</w:t>
+            </w:r>
+          </w:p>
+        </w:tc>
+      </w:tr>
+      <w:tr>
+        <w:tc>
+          <w:tcPr>
+            <w:tcW w:type="dxa" w:w="2578"/>
+            <w:tcBorders>
+              <w:top w:val="single" w:color="C9CED6" w:sz="1"/>
+              <w:left w:val="single" w:color="C9CED6" w:sz="1"/>
+              <w:bottom w:val="single" w:color="C9CED6" w:sz="1"/>
+              <w:right w:val="single" w:color="C9CED6" w:sz="1"/>
+            </w:tcBorders>
+            <w:shd w:fill="FFFFFF" w:val="clear"/>
+            <w:tcMar>
+              <w:top w:type="dxa" w:w="60"/>
+              <w:left w:type="dxa" w:w="110"/>
+              <w:bottom w:type="dxa" w:w="60"/>
+              <w:right w:type="dxa" w:w="110"/>
+            </w:tcMar>
+          </w:tcPr>
+          <w:p>
+            <w:r>
+              <w:rPr>
+                <w:sz w:val="20"/>
+                <w:szCs w:val="20"/>
+              </w:rPr>
+              <w:t xml:space="preserve">Audit History / System Ops</w:t>
+            </w:r>
+          </w:p>
+        </w:tc>
+        <w:tc>
+          <w:tcPr>
+            <w:tcW w:type="dxa" w:w="6448"/>
+            <w:tcBorders>
+              <w:top w:val="single" w:color="C9CED6" w:sz="1"/>
+              <w:left w:val="single" w:color="C9CED6" w:sz="1"/>
+              <w:bottom w:val="single" w:color="C9CED6" w:sz="1"/>
+              <w:right w:val="single" w:color="C9CED6" w:sz="1"/>
+            </w:tcBorders>
+            <w:shd w:fill="FFFFFF" w:val="clear"/>
+            <w:tcMar>
+              <w:top w:type="dxa" w:w="60"/>
+              <w:left w:type="dxa" w:w="110"/>
+              <w:bottom w:type="dxa" w:w="60"/>
+              <w:right w:type="dxa" w:w="110"/>
+            </w:tcMar>
+          </w:tcPr>
+          <w:p>
+            <w:r>
+              <w:rPr>
+                <w:sz w:val="20"/>
+                <w:szCs w:val="20"/>
+              </w:rPr>
+              <w:t xml:space="preserve">audits + RetrieveAuditDetails per entry; asyncoperation state machine (cancel 3/32, resume), plugintracelog viewer.</w:t>
+            </w:r>
+          </w:p>
+        </w:tc>
+      </w:tr>
+      <w:tr>
+        <w:tc>
+          <w:tcPr>
+            <w:tcW w:type="dxa" w:w="2578"/>
+            <w:tcBorders>
+              <w:top w:val="single" w:color="C9CED6" w:sz="1"/>
+              <w:left w:val="single" w:color="C9CED6" w:sz="1"/>
+              <w:bottom w:val="single" w:color="C9CED6" w:sz="1"/>
+              <w:right w:val="single" w:color="C9CED6" w:sz="1"/>
+            </w:tcBorders>
+            <w:shd w:fill="F7F8FA" w:val="clear"/>
+            <w:tcMar>
+              <w:top w:type="dxa" w:w="60"/>
+              <w:left w:type="dxa" w:w="110"/>
+              <w:bottom w:type="dxa" w:w="60"/>
+              <w:right w:type="dxa" w:w="110"/>
+            </w:tcMar>
+          </w:tcPr>
+          <w:p>
+            <w:r>
+              <w:rPr>
+                <w:sz w:val="20"/>
+                <w:szCs w:val="20"/>
+              </w:rPr>
+              <w:t xml:space="preserve">Schema diff</w:t>
+            </w:r>
+          </w:p>
+        </w:tc>
+        <w:tc>
+          <w:tcPr>
+            <w:tcW w:type="dxa" w:w="6448"/>
+            <w:tcBorders>
+              <w:top w:val="single" w:color="C9CED6" w:sz="1"/>
+              <w:left w:val="single" w:color="C9CED6" w:sz="1"/>
+              <w:bottom w:val="single" w:color="C9CED6" w:sz="1"/>
+              <w:right w:val="single" w:color="C9CED6" w:sz="1"/>
+            </w:tcBorders>
+            <w:shd w:fill="F7F8FA" w:val="clear"/>
+            <w:tcMar>
+              <w:top w:type="dxa" w:w="60"/>
+              <w:left w:type="dxa" w:w="110"/>
+              <w:bottom w:type="dxa" w:w="60"/>
+              <w:right w:type="dxa" w:w="110"/>
+            </w:tcMar>
+          </w:tcPr>
+          <w:p>
+            <w:r>
+              <w:rPr>
+                <w:sz w:val="20"/>
+                <w:szCs w:val="20"/>
+              </w:rPr>
+              <w:t xml:space="preserve">JSON schema snapshots (getFields per table) + ranked diff vs current org.</w:t>
+            </w:r>
+          </w:p>
+        </w:tc>
+      </w:tr>
+      <w:tr>
+        <w:tc>
+          <w:tcPr>
+            <w:tcW w:type="dxa" w:w="2578"/>
+            <w:tcBorders>
+              <w:top w:val="single" w:color="C9CED6" w:sz="1"/>
+              <w:left w:val="single" w:color="C9CED6" w:sz="1"/>
+              <w:bottom w:val="single" w:color="C9CED6" w:sz="1"/>
+              <w:right w:val="single" w:color="C9CED6" w:sz="1"/>
+            </w:tcBorders>
+            <w:shd w:fill="FFFFFF" w:val="clear"/>
+            <w:tcMar>
+              <w:top w:type="dxa" w:w="60"/>
+              <w:left w:type="dxa" w:w="110"/>
+              <w:bottom w:type="dxa" w:w="60"/>
+              <w:right w:type="dxa" w:w="110"/>
+            </w:tcMar>
+          </w:tcPr>
+          <w:p>
+            <w:r>
+              <w:rPr>
+                <w:sz w:val="20"/>
+                <w:szCs w:val="20"/>
+              </w:rPr>
               <w:t xml:space="preserve">Users &amp; Licenses / Security Audit / Login History</w:t>
             </w:r>
           </w:p>
@@ -1506,7 +1674,7 @@
               <w:bottom w:val="single" w:color="C9CED6" w:sz="1"/>
               <w:right w:val="single" w:color="C9CED6" w:sz="1"/>
             </w:tcBorders>
-            <w:shd w:fill="F7F8FA" w:val="clear"/>
+            <w:shd w:fill="FFFFFF" w:val="clear"/>
             <w:tcMar>
               <w:top w:type="dxa" w:w="60"/>
               <w:left w:type="dxa" w:w="110"/>
@@ -3068,7 +3236,7 @@
         <w:sz w:val="17"/>
         <w:szCs w:val="17"/>
       </w:rPr>
-      <w:t xml:space="preserve">Colvio v1.10.26 — Spécification technique  —  </w:t>
+      <w:t xml:space="preserve">Colvio v1.11.7 — Spécification technique  —  </w:t>
     </w:r>
     <w:r>
       <w:rPr>

--- a/docs/Colvio_Spec_Technique.docx
+++ b/docs/Colvio_Spec_Technique.docx
@@ -63,7 +63,7 @@
           <w:sz w:val="22"/>
           <w:szCs w:val="22"/>
         </w:rPr>
-        <w:t xml:space="preserve">v1.11.7  ·  Juin 2026</w:t>
+        <w:t xml:space="preserve">v1.11.154  ·  Août 2026</w:t>
       </w:r>
     </w:p>
     <w:p>
@@ -132,7 +132,7 @@
         <w:t xml:space="preserve">Manifest V3</w:t>
       </w:r>
       <w:r>
-        <w:t xml:space="preserve"> (React 18 + Vite) pour Microsoft Dynamics 365 / Dataverse. Elle fournit 12 modules d'exploration, de chargement et d'audit, sans aucun backend : toutes les requêtes partent du navigateur de l'utilisateur vers sa propre org, authentifiées par la session existante.</w:t>
+        <w:t xml:space="preserve"> (React 18 + Vite) pour Microsoft Dynamics 365 / Dataverse. Elle fournit 19 modules d'exploration, de chargement et d'audit, sans aucun backend : toutes les requêtes partent du navigateur de l'utilisateur vers sa propre org, authentifiées par la session existante.</w:t>
       </w:r>
     </w:p>
     <w:tbl>
@@ -265,7 +265,7 @@
                 <w:sz w:val="20"/>
                 <w:szCs w:val="20"/>
               </w:rPr>
-              <w:t xml:space="preserve">~11 400</w:t>
+              <w:t xml:space="preserve">~19 300</w:t>
             </w:r>
           </w:p>
         </w:tc>
@@ -321,7 +321,7 @@
                 <w:sz w:val="20"/>
                 <w:szCs w:val="20"/>
               </w:rPr>
-              <w:t xml:space="preserve">30</w:t>
+              <w:t xml:space="preserve">38</w:t>
             </w:r>
           </w:p>
         </w:tc>
@@ -377,7 +377,7 @@
                 <w:sz w:val="20"/>
                 <w:szCs w:val="20"/>
               </w:rPr>
-              <w:t xml:space="preserve">48</w:t>
+              <w:t xml:space="preserve">79</w:t>
             </w:r>
           </w:p>
         </w:tc>
@@ -433,7 +433,7 @@
                 <w:sz w:val="20"/>
                 <w:szCs w:val="20"/>
               </w:rPr>
-              <w:t xml:space="preserve">215 (Vitest)</w:t>
+              <w:t xml:space="preserve">260 (Vitest)</w:t>
             </w:r>
           </w:p>
         </w:tc>
@@ -489,7 +489,7 @@
                 <w:sz w:val="20"/>
                 <w:szCs w:val="20"/>
               </w:rPr>
-              <w:t xml:space="preserve">~490 KB (+ ~430 KB xlsx à la demande)</w:t>
+              <w:t xml:space="preserve">~905 KB (+ ~430 KB xlsx, ~373 KB pptxgen à la demande)</w:t>
             </w:r>
           </w:p>
         </w:tc>
@@ -545,7 +545,7 @@
                 <w:sz w:val="20"/>
                 <w:szCs w:val="20"/>
               </w:rPr>
-              <w:t xml:space="preserve">React 18, react-dom, xlsx (lazy)</w:t>
+              <w:t xml:space="preserve">React 18, react-dom, xlsx (lazy), pptxgenjs (lazy)</w:t>
             </w:r>
           </w:p>
         </w:tc>
@@ -601,7 +601,7 @@
                 <w:sz w:val="20"/>
                 <w:szCs w:val="20"/>
               </w:rPr>
-              <w:t xml:space="preserve">activeTab · scripting · storage · declarativeContent</w:t>
+              <w:t xml:space="preserve">scripting · storage · declarativeContent</w:t>
             </w:r>
           </w:p>
         </w:tc>
@@ -738,7 +738,7 @@
         <w:t xml:space="preserve">panel</w:t>
       </w:r>
       <w:r>
-        <w:t xml:space="preserve"> (src/) — l'application React : 24 composants, un module = un onglet. Le bridge (</w:t>
+        <w:t xml:space="preserve"> (src/) — l'application React : 38 composants, un module = un onglet. Le bridge (</w:t>
       </w:r>
       <w:r>
         <w:rPr>
@@ -750,7 +750,55 @@
         <w:t xml:space="preserve">d365-bridge.js</w:t>
       </w:r>
       <w:r>
-        <w:t xml:space="preserve">) expose l'API typée, gère le rate-limit (30 req/s), le cache et les pools de workers des opérations bulk.</w:t>
+        <w:t xml:space="preserve">) expose l'API typée, gère le rate-limit (30 req/s), le cache et les pools de workers des opérations bulk. La logique à risque (préparation typée des écritures, filtres OData, historique) vit dans des modules purs testés (</w:t>
+      </w:r>
+      <w:r>
+        <w:rPr>
+          <w:rFonts w:ascii="Consolas" w:cs="Consolas" w:eastAsia="Consolas" w:hAnsi="Consolas"/>
+          <w:color w:val="0E7490"/>
+          <w:sz w:val="19"/>
+          <w:szCs w:val="19"/>
+        </w:rPr>
+        <w:t xml:space="preserve">updateUtils</w:t>
+      </w:r>
+      <w:r>
+        <w:t xml:space="preserve">, </w:t>
+      </w:r>
+      <w:r>
+        <w:rPr>
+          <w:rFonts w:ascii="Consolas" w:cs="Consolas" w:eastAsia="Consolas" w:hAnsi="Consolas"/>
+          <w:color w:val="0E7490"/>
+          <w:sz w:val="19"/>
+          <w:szCs w:val="19"/>
+        </w:rPr>
+        <w:t xml:space="preserve">filterUtils</w:t>
+      </w:r>
+      <w:r>
+        <w:t xml:space="preserve">, </w:t>
+      </w:r>
+      <w:r>
+        <w:rPr>
+          <w:rFonts w:ascii="Consolas" w:cs="Consolas" w:eastAsia="Consolas" w:hAnsi="Consolas"/>
+          <w:color w:val="0E7490"/>
+          <w:sz w:val="19"/>
+          <w:szCs w:val="19"/>
+        </w:rPr>
+        <w:t xml:space="preserve">historyUtils</w:t>
+      </w:r>
+      <w:r>
+        <w:t xml:space="preserve">, </w:t>
+      </w:r>
+      <w:r>
+        <w:rPr>
+          <w:rFonts w:ascii="Consolas" w:cs="Consolas" w:eastAsia="Consolas" w:hAnsi="Consolas"/>
+          <w:color w:val="0E7490"/>
+          <w:sz w:val="19"/>
+          <w:szCs w:val="19"/>
+        </w:rPr>
+        <w:t xml:space="preserve">loaderUtils</w:t>
+      </w:r>
+      <w:r>
+        <w:t xml:space="preserve">…).</w:t>
       </w:r>
     </w:p>
     <w:p>
@@ -772,7 +820,27 @@
         <w:t xml:space="preserve">background.js</w:t>
       </w:r>
       <w:r>
-        <w:t xml:space="preserve"> — service worker minimal : relais de messages panel ↔ content script, suivi de l'onglet D365 actif. Rejette tout message dont </w:t>
+        <w:t xml:space="preserve"> — service worker : relais de messages panel ↔ content script </w:t>
+      </w:r>
+      <w:r>
+        <w:rPr>
+          <w:b/>
+          <w:bCs/>
+        </w:rPr>
+        <w:t xml:space="preserve">résilient à la mise en veille des onglets</w:t>
+      </w:r>
+      <w:r>
+        <w:t xml:space="preserve"> (l'onglet D365 est épinglé non-endormissable, réveillé/ré-injecté au besoin, IDs remplacés suivis via tabs.onReplaced) avec </w:t>
+      </w:r>
+      <w:r>
+        <w:rPr>
+          <w:b/>
+          <w:bCs/>
+        </w:rPr>
+        <w:t xml:space="preserve">garde d'origine</w:t>
+      </w:r>
+      <w:r>
+        <w:t xml:space="preserve"> : une requête ne part jamais vers un onglet affichant un autre environnement. Rejette tout message dont </w:t>
       </w:r>
       <w:r>
         <w:rPr>
@@ -825,7 +893,7 @@
           <w:b/>
           <w:bCs/>
         </w:rPr>
-        <w:t xml:space="preserve">42 actions</w:t>
+        <w:t xml:space="preserve">79 actions</w:t>
       </w:r>
       <w:r>
         <w:t xml:space="preserve"> (query, metadata, batch…), validation des entrées (regex noms d'entités/champs, GUIDs, strip des caractères de contrôle), construction des $batch, back-off 429.</w:t>
@@ -853,7 +921,7 @@
           <w:sz w:val="19"/>
           <w:szCs w:val="19"/>
         </w:rPr>
-        <w:t xml:space="preserve">{__d365InspectorRequest, id, action, params, d365TabId}</w:t>
+        <w:t xml:space="preserve">{__d365InspectorRequest, id, action, params, d365TabId, orgUrl}</w:t>
       </w:r>
       <w:r>
         <w:t xml:space="preserve"> ; réponse : </w:t>
@@ -880,7 +948,7 @@
         <w:t xml:space="preserve">{error}</w:t>
       </w:r>
       <w:r>
-        <w:t xml:space="preserve">. Timeouts côté bridge : 30 s standard, 5 min pour les opérations bulk. Les chunks bulk sont plafonnés à 500 enregistrements par message pour rester sous la limite IPC de 64 Mo de Chrome.</w:t>
+        <w:t xml:space="preserve">. Timeouts côté bridge : 30 s standard, 10 min pour les opérations bulk. Les chunks bulk sont plafonnés à 500 enregistrements par message pour rester sous la limite IPC de 64 Mo de Chrome.</w:t>
       </w:r>
     </w:p>
     <w:p>
@@ -1096,7 +1164,7 @@
                 <w:sz w:val="20"/>
                 <w:szCs w:val="20"/>
               </w:rPr>
-              <w:t xml:space="preserve">4 modes de requête (Builder/OData/FetchXML/SQL), pagination auto (nextLink + paging cookies), virtual scrolling, édition inline (PATCH), bulk update/delete.</w:t>
+              <w:t xml:space="preserve">4 modes de requête (Builder/OData/FetchXML/SQL), filtres relationnels (nav-path parent + lambdas any()/not any()), pagination auto, virtual scrolling + barre horizontale collante, édition inline et bulk update TYPÉS par les métadonnées (lookups via @odata.bind), détecteur de doublons, bulk delete $batch avec ✕ Cancel, historique restaurant les requêtes Builder dans le Builder (valeurs expurgées — vie privée).</w:t>
             </w:r>
           </w:p>
         </w:tc>
@@ -1240,7 +1308,7 @@
                 <w:sz w:val="20"/>
                 <w:szCs w:val="20"/>
               </w:rPr>
-              <w:t xml:space="preserve"> : méthode whitelistée, hôte re-validé deux fois, timeout 60 s, réponse brute (statut/headers/body) non interprétée.</w:t>
+              <w:t xml:space="preserve"> : méthode whitelistée, hôte re-validé deux fois, timeout 60 s, réponse brute (statut/headers/body) non interprétée, téléchargement .json/.txt.</w:t>
             </w:r>
           </w:p>
         </w:tc>
@@ -1296,7 +1364,7 @@
                 <w:sz w:val="20"/>
                 <w:szCs w:val="20"/>
               </w:rPr>
-              <w:t xml:space="preserve">Voir section 5 — parsing, transforms, 4 modes, moteur $batch.</w:t>
+              <w:t xml:space="preserve">Voir section 5 — parsing, transforms, 4 modes, moteur $batch, coercition typée par métadonnées, auto-resume après timeout.</w:t>
             </w:r>
           </w:p>
         </w:tc>
@@ -1352,7 +1420,7 @@
                 <w:sz w:val="20"/>
                 <w:szCs w:val="20"/>
               </w:rPr>
-              <w:t xml:space="preserve">EntityDefinitions + attributs ; exports CSV dictionnaire de données et OptionSets.</w:t>
+              <w:t xml:space="preserve">EntityDefinitions + attributs ; édition inline typée des champs ; gestionnaire de BPF ; exports CSV dictionnaire de données et OptionSets.</w:t>
             </w:r>
           </w:p>
         </w:tc>
@@ -1381,7 +1449,7 @@
                 <w:sz w:val="20"/>
                 <w:szCs w:val="20"/>
               </w:rPr>
-              <w:t xml:space="preserve">Schema (ERD) / Relationships</w:t>
+              <w:t xml:space="preserve">Automation / Apps</w:t>
             </w:r>
           </w:p>
         </w:tc>
@@ -1408,7 +1476,7 @@
                 <w:sz w:val="20"/>
                 <w:szCs w:val="20"/>
               </w:rPr>
-              <w:t xml:space="preserve">Rendu SVG custom (drag/zoom/pan), exports PNG 2x / SVG / Mermaid.</w:t>
+              <w:t xml:space="preserve">Inventaire statique des plug-in steps + processus (classification Microsoft/Managed/Custom) ; inventaire des apps model-driven (inférence include-all, badges EXPLICIT/IMPLICIT, inspecteur de vues, subgrids, recherche inversée).</w:t>
             </w:r>
           </w:p>
         </w:tc>
@@ -1437,7 +1505,7 @@
                 <w:sz w:val="20"/>
                 <w:szCs w:val="20"/>
               </w:rPr>
-              <w:t xml:space="preserve">Solutions / Translations</w:t>
+              <w:t xml:space="preserve">Env Variables</w:t>
             </w:r>
           </w:p>
         </w:tc>
@@ -1464,7 +1532,7 @@
                 <w:sz w:val="20"/>
                 <w:szCs w:val="20"/>
               </w:rPr>
-              <w:t xml:space="preserve">Composants de solution résolus (13 types) ; labels multilingues via LocLabels, publication auto.</w:t>
+              <w:t xml:space="preserve">Défauts + overrides typés (yes/no, JSON validé, nombres), piège NO VALUE compté, secrets = références Key Vault.</w:t>
             </w:r>
           </w:p>
         </w:tc>
@@ -1493,7 +1561,7 @@
                 <w:sz w:val="20"/>
                 <w:szCs w:val="20"/>
               </w:rPr>
-              <w:t xml:space="preserve">Recycle Bin</w:t>
+              <w:t xml:space="preserve">Schema (ERD) / Relationships / Schema diff</w:t>
             </w:r>
           </w:p>
         </w:tc>
@@ -1520,7 +1588,7 @@
                 <w:sz w:val="20"/>
                 <w:szCs w:val="20"/>
               </w:rPr>
-              <w:t xml:space="preserve">FetchXML datasource='bin' + unbound Restore action (PK only); recyclebinconfig enablement detection; MS limitations surfaced.</w:t>
+              <w:t xml:space="preserve">Rendu SVG custom (drag/zoom/pan), exports PNG 2x / SVG / Mermaid ; snapshots JSON + diff classé entre orgs.</w:t>
             </w:r>
           </w:p>
         </w:tc>
@@ -1549,7 +1617,7 @@
                 <w:sz w:val="20"/>
                 <w:szCs w:val="20"/>
               </w:rPr>
-              <w:t xml:space="preserve">Audit History / System Ops</w:t>
+              <w:t xml:space="preserve">Solutions / Translations</w:t>
             </w:r>
           </w:p>
         </w:tc>
@@ -1576,7 +1644,7 @@
                 <w:sz w:val="20"/>
                 <w:szCs w:val="20"/>
               </w:rPr>
-              <w:t xml:space="preserve">audits + RetrieveAuditDetails per entry; asyncoperation state machine (cancel 3/32, resume), plugintracelog viewer.</w:t>
+              <w:t xml:space="preserve">Composants résolus (40+ types), comparaison intra-org et cross-org (fichier de compare, matching 2 passes) ; labels multilingues + export/import zip solution-wide (ExportTranslation).</w:t>
             </w:r>
           </w:p>
         </w:tc>
@@ -1605,7 +1673,7 @@
                 <w:sz w:val="20"/>
                 <w:szCs w:val="20"/>
               </w:rPr>
-              <w:t xml:space="preserve">Schema diff</w:t>
+              <w:t xml:space="preserve">Recycle Bin</w:t>
             </w:r>
           </w:p>
         </w:tc>
@@ -1632,7 +1700,7 @@
                 <w:sz w:val="20"/>
                 <w:szCs w:val="20"/>
               </w:rPr>
-              <w:t xml:space="preserve">JSON schema snapshots (getFields per table) + ranked diff vs current org.</w:t>
+              <w:t xml:space="preserve">FetchXML datasource='bin' + action Restore ; détection d'activation ; limitations MS affichées.</w:t>
             </w:r>
           </w:p>
         </w:tc>
@@ -1661,6 +1729,62 @@
                 <w:sz w:val="20"/>
                 <w:szCs w:val="20"/>
               </w:rPr>
+              <w:t xml:space="preserve">Audit History / System Ops</w:t>
+            </w:r>
+          </w:p>
+        </w:tc>
+        <w:tc>
+          <w:tcPr>
+            <w:tcW w:type="dxa" w:w="6448"/>
+            <w:tcBorders>
+              <w:top w:val="single" w:color="C9CED6" w:sz="1"/>
+              <w:left w:val="single" w:color="C9CED6" w:sz="1"/>
+              <w:bottom w:val="single" w:color="C9CED6" w:sz="1"/>
+              <w:right w:val="single" w:color="C9CED6" w:sz="1"/>
+            </w:tcBorders>
+            <w:shd w:fill="FFFFFF" w:val="clear"/>
+            <w:tcMar>
+              <w:top w:type="dxa" w:w="60"/>
+              <w:left w:type="dxa" w:w="110"/>
+              <w:bottom w:type="dxa" w:w="60"/>
+              <w:right w:type="dxa" w:w="110"/>
+            </w:tcMar>
+          </w:tcPr>
+          <w:p>
+            <w:r>
+              <w:rPr>
+                <w:sz w:val="20"/>
+                <w:szCs w:val="20"/>
+              </w:rPr>
+              <w:t xml:space="preserve">audits + RetrieveAuditDetails ; asyncoperation (cancel/resume bulk), traces plug-ins (fenêtres rapides ~24 h), runs des cloud flows de solution (table flowrun).</w:t>
+            </w:r>
+          </w:p>
+        </w:tc>
+      </w:tr>
+      <w:tr>
+        <w:tc>
+          <w:tcPr>
+            <w:tcW w:type="dxa" w:w="2578"/>
+            <w:tcBorders>
+              <w:top w:val="single" w:color="C9CED6" w:sz="1"/>
+              <w:left w:val="single" w:color="C9CED6" w:sz="1"/>
+              <w:bottom w:val="single" w:color="C9CED6" w:sz="1"/>
+              <w:right w:val="single" w:color="C9CED6" w:sz="1"/>
+            </w:tcBorders>
+            <w:shd w:fill="F7F8FA" w:val="clear"/>
+            <w:tcMar>
+              <w:top w:type="dxa" w:w="60"/>
+              <w:left w:type="dxa" w:w="110"/>
+              <w:bottom w:type="dxa" w:w="60"/>
+              <w:right w:type="dxa" w:w="110"/>
+            </w:tcMar>
+          </w:tcPr>
+          <w:p>
+            <w:r>
+              <w:rPr>
+                <w:sz w:val="20"/>
+                <w:szCs w:val="20"/>
+              </w:rPr>
               <w:t xml:space="preserve">Users &amp; Licenses / Security Audit / Login History</w:t>
             </w:r>
           </w:p>
@@ -1674,6 +1798,35 @@
               <w:bottom w:val="single" w:color="C9CED6" w:sz="1"/>
               <w:right w:val="single" w:color="C9CED6" w:sz="1"/>
             </w:tcBorders>
+            <w:shd w:fill="F7F8FA" w:val="clear"/>
+            <w:tcMar>
+              <w:top w:type="dxa" w:w="60"/>
+              <w:left w:type="dxa" w:w="110"/>
+              <w:bottom w:type="dxa" w:w="60"/>
+              <w:right w:type="dxa" w:w="110"/>
+            </w:tcMar>
+          </w:tcPr>
+          <w:p>
+            <w:r>
+              <w:rPr>
+                <w:sz w:val="20"/>
+                <w:szCs w:val="20"/>
+              </w:rPr>
+              <w:t xml:space="preserve">Pagination complète systemusers, privilèges par rôle + matrice + vue org-wide, affectation de rôles en masse, audit logs. Onglets masqués sans droits.</w:t>
+            </w:r>
+          </w:p>
+        </w:tc>
+      </w:tr>
+      <w:tr>
+        <w:tc>
+          <w:tcPr>
+            <w:tcW w:type="dxa" w:w="2578"/>
+            <w:tcBorders>
+              <w:top w:val="single" w:color="C9CED6" w:sz="1"/>
+              <w:left w:val="single" w:color="C9CED6" w:sz="1"/>
+              <w:bottom w:val="single" w:color="C9CED6" w:sz="1"/>
+              <w:right w:val="single" w:color="C9CED6" w:sz="1"/>
+            </w:tcBorders>
             <w:shd w:fill="FFFFFF" w:val="clear"/>
             <w:tcMar>
               <w:top w:type="dxa" w:w="60"/>
@@ -1688,7 +1841,34 @@
                 <w:sz w:val="20"/>
                 <w:szCs w:val="20"/>
               </w:rPr>
-              <w:t xml:space="preserve">Pagination complète systemusers, privilèges par rôle (FetchXML), audit logs (logins). Onglets masqués sans droits.</w:t>
+              <w:t xml:space="preserve">Business Units / Adoption</w:t>
+            </w:r>
+          </w:p>
+        </w:tc>
+        <w:tc>
+          <w:tcPr>
+            <w:tcW w:type="dxa" w:w="6448"/>
+            <w:tcBorders>
+              <w:top w:val="single" w:color="C9CED6" w:sz="1"/>
+              <w:left w:val="single" w:color="C9CED6" w:sz="1"/>
+              <w:bottom w:val="single" w:color="C9CED6" w:sz="1"/>
+              <w:right w:val="single" w:color="C9CED6" w:sz="1"/>
+            </w:tcBorders>
+            <w:shd w:fill="FFFFFF" w:val="clear"/>
+            <w:tcMar>
+              <w:top w:type="dxa" w:w="60"/>
+              <w:left w:type="dxa" w:w="110"/>
+              <w:bottom w:type="dxa" w:w="60"/>
+              <w:right w:type="dxa" w:w="110"/>
+            </w:tcMar>
+          </w:tcPr>
+          <w:p>
+            <w:r>
+              <w:rPr>
+                <w:sz w:val="20"/>
+                <w:szCs w:val="20"/>
+              </w:rPr>
+              <w:t xml:space="preserve">Hiérarchie + organigramme plein écran (PNG), déplacement d'utilisateurs en masse (vérité sur les rôles annoncée), sélection par liste collée ; analytics d'adoption (agrégation serveur par jour, DAU/WAU/MAU, comptes de service séparés, rapport PowerPoint natif).</w:t>
             </w:r>
           </w:p>
         </w:tc>
@@ -2962,14 +3142,6 @@
     </w:p>
     <w:p>
       <w:pPr>
-        <w:pStyle w:val="Heading1"/>
-      </w:pPr>
-      <w:r>
-        <w:t xml:space="preserve">7. Performance</w:t>
-      </w:r>
-    </w:p>
-    <w:p>
-      <w:pPr>
         <w:pStyle w:val="ListParagraph"/>
         <w:numPr>
           <w:ilvl w:val="0"/>
@@ -2978,7 +3150,26 @@
         <w:spacing w:after="60"/>
       </w:pPr>
       <w:r>
-        <w:t xml:space="preserve">Rate-limit client 30 req/s + back-off 429 ; pools de workers bulk (6 par défaut, 52 connexions max Dataverse).</w:t>
+        <w:rPr>
+          <w:b/>
+          <w:bCs/>
+        </w:rPr>
+        <w:t xml:space="preserve">Écritures typées centralisées</w:t>
+      </w:r>
+      <w:r>
+        <w:t xml:space="preserve"> (</w:t>
+      </w:r>
+      <w:r>
+        <w:rPr>
+          <w:rFonts w:ascii="Consolas" w:cs="Consolas" w:eastAsia="Consolas" w:hAnsi="Consolas"/>
+          <w:color w:val="0E7490"/>
+          <w:sz w:val="19"/>
+          <w:szCs w:val="19"/>
+        </w:rPr>
+        <w:t xml:space="preserve">updateUtils</w:t>
+      </w:r>
+      <w:r>
+        <w:t xml:space="preserve">, testé) : toute valeur saisie est convertie selon le type réel du champ et refusée lisiblement avant envoi — un texte dans un GUID/lookup ou un nombre mal saisi ne part jamais au serveur (et ne vide jamais un champ).</w:t>
       </w:r>
     </w:p>
     <w:p>
@@ -2991,7 +3182,22 @@
         <w:spacing w:after="60"/>
       </w:pPr>
       <w:r>
-        <w:t xml:space="preserve">Virtual scrolling (~35 lignes rendues quel que soit le volume) ; live log borné (2 000) + ref complète hors re-render.</w:t>
+        <w:rPr>
+          <w:b/>
+          <w:bCs/>
+        </w:rPr>
+        <w:t xml:space="preserve">Garde d'origine du relais</w:t>
+      </w:r>
+      <w:r>
+        <w:t xml:space="preserve"> : le panel déclare son org sur chaque requête ; le service worker refuse tout onglet affichant un autre environnement.</w:t>
+      </w:r>
+    </w:p>
+    <w:p>
+      <w:pPr>
+        <w:pStyle w:val="Heading1"/>
+      </w:pPr>
+      <w:r>
+        <w:t xml:space="preserve">7. Performance</w:t>
       </w:r>
     </w:p>
     <w:p>
@@ -3004,17 +3210,7 @@
         <w:spacing w:after="60"/>
       </w:pPr>
       <w:r>
-        <w:t xml:space="preserve">xlsx </w:t>
-      </w:r>
-      <w:r>
-        <w:rPr>
-          <w:b/>
-          <w:bCs/>
-        </w:rPr>
-        <w:t xml:space="preserve">lazy-loadé</w:t>
-      </w:r>
-      <w:r>
-        <w:t xml:space="preserve"> : panel ~490 KB, le chunk xlsx (~430 KB) ne charge qu'au drop/export Excel.</w:t>
+        <w:t xml:space="preserve">Rate-limit client 30 req/s + back-off 429 ; pools de workers bulk (6 par défaut, 52 connexions max Dataverse).</w:t>
       </w:r>
     </w:p>
     <w:p>
@@ -3027,33 +3223,7 @@
         <w:spacing w:after="60"/>
       </w:pPr>
       <w:r>
-        <w:t xml:space="preserve">Cache métadonnées 2 niveaux ; debounce des recherches ; préchargement parallèle des OptionSets.</w:t>
-      </w:r>
-    </w:p>
-    <w:p>
-      <w:pPr>
-        <w:pStyle w:val="Heading1"/>
-      </w:pPr>
-      <w:r>
-        <w:t xml:space="preserve">8. Build, tests et release</w:t>
-      </w:r>
-    </w:p>
-    <w:p>
-      <w:pPr>
-        <w:spacing w:after="120"/>
-      </w:pPr>
-      <w:r>
-        <w:t xml:space="preserve">Vite (build &lt; 2 s) + script post-build (copie manifest/content/background, icônes). </w:t>
-      </w:r>
-      <w:r>
-        <w:rPr>
-          <w:b/>
-          <w:bCs/>
-        </w:rPr>
-        <w:t xml:space="preserve">207 tests Vitest</w:t>
-      </w:r>
-      <w:r>
-        <w:t xml:space="preserve"> : parseur SQL (43), validations (30), loaderUtils (transforms, parser RFC-4180, résolution EntitySet) et utilitaires.</w:t>
+        <w:t xml:space="preserve">Virtual scrolling (~35 lignes rendues quel que soit le volume) ; live log borné (2 000) + ref complète hors re-render.</w:t>
       </w:r>
     </w:p>
     <w:p>
@@ -3066,40 +3236,17 @@
         <w:spacing w:after="60"/>
       </w:pPr>
       <w:r>
-        <w:rPr>
-          <w:rFonts w:ascii="Consolas" w:cs="Consolas" w:eastAsia="Consolas" w:hAnsi="Consolas"/>
-          <w:color w:val="0E7490"/>
-          <w:sz w:val="19"/>
-          <w:szCs w:val="19"/>
-        </w:rPr>
-        <w:t xml:space="preserve">npm run build</w:t>
-      </w:r>
-      <w:r>
-        <w:t xml:space="preserve"> → </w:t>
-      </w:r>
-      <w:r>
-        <w:rPr>
-          <w:rFonts w:ascii="Consolas" w:cs="Consolas" w:eastAsia="Consolas" w:hAnsi="Consolas"/>
-          <w:color w:val="0E7490"/>
-          <w:sz w:val="19"/>
-          <w:szCs w:val="19"/>
-        </w:rPr>
-        <w:t xml:space="preserve">dist/</w:t>
-      </w:r>
-      <w:r>
-        <w:t xml:space="preserve"> chargeable en mode développeur ; zip de release </w:t>
-      </w:r>
-      <w:r>
-        <w:rPr>
-          <w:rFonts w:ascii="Consolas" w:cs="Consolas" w:eastAsia="Consolas" w:hAnsi="Consolas"/>
-          <w:color w:val="0E7490"/>
-          <w:sz w:val="19"/>
-          <w:szCs w:val="19"/>
-        </w:rPr>
-        <w:t xml:space="preserve">colvio-&lt;version&gt;.zip</w:t>
-      </w:r>
-      <w:r>
-        <w:t xml:space="preserve">.</w:t>
+        <w:t xml:space="preserve">xlsx </w:t>
+      </w:r>
+      <w:r>
+        <w:rPr>
+          <w:b/>
+          <w:bCs/>
+        </w:rPr>
+        <w:t xml:space="preserve">lazy-loadé</w:t>
+      </w:r>
+      <w:r>
+        <w:t xml:space="preserve"> : panel ~490 KB, le chunk xlsx (~430 KB) ne charge qu'au drop/export Excel.</w:t>
       </w:r>
     </w:p>
     <w:p>
@@ -3112,7 +3259,104 @@
         <w:spacing w:after="60"/>
       </w:pPr>
       <w:r>
-        <w:t xml:space="preserve">Flux : branche → PR → squash-merge → build → zip → upload Chrome Web Store.</w:t>
+        <w:t xml:space="preserve">Cache métadonnées 2 niveaux ; debounce des recherches ; préchargement parallèle des OptionSets.</w:t>
+      </w:r>
+    </w:p>
+    <w:p>
+      <w:pPr>
+        <w:pStyle w:val="Heading1"/>
+      </w:pPr>
+      <w:r>
+        <w:t xml:space="preserve">8. Build, tests et release</w:t>
+      </w:r>
+    </w:p>
+    <w:p>
+      <w:pPr>
+        <w:spacing w:after="120"/>
+      </w:pPr>
+      <w:r>
+        <w:t xml:space="preserve">Vite (build &lt; 2 s) + script post-build (copie manifest/content/background, icônes). </w:t>
+      </w:r>
+      <w:r>
+        <w:rPr>
+          <w:b/>
+          <w:bCs/>
+        </w:rPr>
+        <w:t xml:space="preserve">260 tests Vitest</w:t>
+      </w:r>
+      <w:r>
+        <w:t xml:space="preserve"> : parseur SQL (43), loaderUtils (transforms, parser RFC-4180, coercition typée), updateUtils/filterUtils/historyUtils (écritures, filtres, historique), adoption/BU/solutions/doublons, couverture i18n (chaque clé t() présente dans les deux locales). ESLint (règles vrais-bugs : no-undef, no-dupe-keys…) dans chaque passe pré-release.</w:t>
+      </w:r>
+    </w:p>
+    <w:p>
+      <w:pPr>
+        <w:pStyle w:val="ListParagraph"/>
+        <w:numPr>
+          <w:ilvl w:val="0"/>
+          <w:numId w:val="2"/>
+        </w:numPr>
+        <w:spacing w:after="60"/>
+      </w:pPr>
+      <w:r>
+        <w:rPr>
+          <w:rFonts w:ascii="Consolas" w:cs="Consolas" w:eastAsia="Consolas" w:hAnsi="Consolas"/>
+          <w:color w:val="0E7490"/>
+          <w:sz w:val="19"/>
+          <w:szCs w:val="19"/>
+        </w:rPr>
+        <w:t xml:space="preserve">npm run build</w:t>
+      </w:r>
+      <w:r>
+        <w:t xml:space="preserve"> → </w:t>
+      </w:r>
+      <w:r>
+        <w:rPr>
+          <w:rFonts w:ascii="Consolas" w:cs="Consolas" w:eastAsia="Consolas" w:hAnsi="Consolas"/>
+          <w:color w:val="0E7490"/>
+          <w:sz w:val="19"/>
+          <w:szCs w:val="19"/>
+        </w:rPr>
+        <w:t xml:space="preserve">dist/</w:t>
+      </w:r>
+      <w:r>
+        <w:t xml:space="preserve"> chargeable en mode développeur ; zip de release </w:t>
+      </w:r>
+      <w:r>
+        <w:rPr>
+          <w:rFonts w:ascii="Consolas" w:cs="Consolas" w:eastAsia="Consolas" w:hAnsi="Consolas"/>
+          <w:color w:val="0E7490"/>
+          <w:sz w:val="19"/>
+          <w:szCs w:val="19"/>
+        </w:rPr>
+        <w:t xml:space="preserve">colvio-&lt;version&gt;.zip</w:t>
+      </w:r>
+      <w:r>
+        <w:t xml:space="preserve"> (</w:t>
+      </w:r>
+      <w:r>
+        <w:rPr>
+          <w:rFonts w:ascii="Consolas" w:cs="Consolas" w:eastAsia="Consolas" w:hAnsi="Consolas"/>
+          <w:color w:val="0E7490"/>
+          <w:sz w:val="19"/>
+          <w:szCs w:val="19"/>
+        </w:rPr>
+        <w:t xml:space="preserve">npm run pack</w:t>
+      </w:r>
+      <w:r>
+        <w:t xml:space="preserve">).</w:t>
+      </w:r>
+    </w:p>
+    <w:p>
+      <w:pPr>
+        <w:pStyle w:val="ListParagraph"/>
+        <w:numPr>
+          <w:ilvl w:val="0"/>
+          <w:numId w:val="2"/>
+        </w:numPr>
+        <w:spacing w:after="60"/>
+      </w:pPr>
+      <w:r>
+        <w:t xml:space="preserve">Flux : commit sur main → build + tests + lint → zip → push GitHub → upload Chrome Web Store.</w:t>
       </w:r>
     </w:p>
     <w:p>
@@ -3236,7 +3480,7 @@
         <w:sz w:val="17"/>
         <w:szCs w:val="17"/>
       </w:rPr>
-      <w:t xml:space="preserve">Colvio v1.11.7 — Spécification technique  —  </w:t>
+      <w:t xml:space="preserve">Colvio v1.11.154 — Spécification technique  —  </w:t>
     </w:r>
     <w:r>
       <w:rPr>
